--- a/Conceptfase/TurnBased/2_User Stories_Turnbased_Stamgroep_B.docx
+++ b/Conceptfase/TurnBased/2_User Stories_Turnbased_Stamgroep_B.docx
@@ -2567,18 +2567,13 @@
           <w:p>
             <w:pPr>
               <w:spacing w:after="0" w:line="240" w:lineRule="auto"/>
-              <w:rPr>
-                <w:rFonts w:ascii="Calibri" w:hAnsi="Calibri" w:eastAsia="Times New Roman" w:cs="Calibri"/>
-                <w:color w:val="000000"/>
-              </w:rPr>
-            </w:pPr>
-            <w:commentRangeStart w:id="852264208"/>
-            <w:commentRangeEnd w:id="852264208"/>
-            <w:r>
-              <w:rPr>
-                <w:rStyle w:val="CommentReference"/>
-              </w:rPr>
-              <w:commentReference w:id="852264208"/>
+            </w:pPr>
+            <w:r>
+              <w:rPr>
+                <w:rFonts w:ascii="Calibri" w:hAnsi="Calibri" w:eastAsia="Times New Roman" w:cs="Calibri"/>
+                <w:color w:val="000000" w:themeColor="text1" w:themeTint="FF" w:themeShade="FF"/>
+              </w:rPr>
+              <w:t>Adam aljumaili (Jin)</w:t>
             </w:r>
           </w:p>
         </w:tc>
@@ -2752,9 +2747,23 @@
             <w:r>
               <w:rPr>
                 <w:rFonts w:ascii="Calibri" w:hAnsi="Calibri" w:eastAsia="Times New Roman" w:cs="Calibri"/>
-                <w:color w:val="000000"/>
-              </w:rPr>
-              <w:t>Als … wil ik … zodat …</w:t>
+                <w:color w:val="000000" w:themeColor="text1" w:themeTint="FF" w:themeShade="FF"/>
+              </w:rPr>
+              <w:t xml:space="preserve">Als </w:t>
+            </w:r>
+            <w:r>
+              <w:rPr>
+                <w:rFonts w:ascii="Calibri" w:hAnsi="Calibri" w:eastAsia="Times New Roman" w:cs="Calibri"/>
+                <w:color w:val="000000" w:themeColor="text1" w:themeTint="FF" w:themeShade="FF"/>
+              </w:rPr>
+              <w:t>eindgebruiker</w:t>
+            </w:r>
+            <w:r>
+              <w:rPr>
+                <w:rFonts w:ascii="Calibri" w:hAnsi="Calibri" w:eastAsia="Times New Roman" w:cs="Calibri"/>
+                <w:color w:val="000000" w:themeColor="text1" w:themeTint="FF" w:themeShade="FF"/>
+              </w:rPr>
+              <w:t xml:space="preserve"> wil ik power-ups kunnen verdienen tijdens het spel, zodat ik strategisch kan bepalen waar ik mijn lijnen plaats.</w:t>
             </w:r>
           </w:p>
         </w:tc>
@@ -2816,18 +2825,19 @@
           </w:tcPr>
           <w:p>
             <w:pPr>
-              <w:spacing w:after="0" w:line="240" w:lineRule="auto"/>
-              <w:rPr>
-                <w:rFonts w:ascii="Calibri" w:hAnsi="Calibri" w:eastAsia="Times New Roman" w:cs="Calibri"/>
-                <w:color w:val="000000"/>
-              </w:rPr>
-            </w:pPr>
-            <w:r>
-              <w:rPr>
-                <w:rFonts w:ascii="Calibri" w:hAnsi="Calibri" w:eastAsia="Times New Roman" w:cs="Calibri"/>
-                <w:color w:val="000000"/>
-              </w:rPr>
-              <w:t>1-5</w:t>
+              <w:pStyle w:val="Standaard"/>
+              <w:suppressLineNumbers w:val="0"/>
+              <w:bidi w:val="0"/>
+              <w:spacing w:before="0" w:beforeAutospacing="off" w:after="0" w:afterAutospacing="off" w:line="240" w:lineRule="auto"/>
+              <w:ind w:left="0" w:right="0"/>
+              <w:jc w:val="left"/>
+            </w:pPr>
+            <w:r>
+              <w:rPr>
+                <w:rFonts w:ascii="Calibri" w:hAnsi="Calibri" w:eastAsia="Times New Roman" w:cs="Calibri"/>
+                <w:color w:val="000000" w:themeColor="text1" w:themeTint="FF" w:themeShade="FF"/>
+              </w:rPr>
+              <w:t>4</w:t>
             </w:r>
           </w:p>
         </w:tc>
@@ -2885,17 +2895,13 @@
           <w:p>
             <w:pPr>
               <w:spacing w:after="0" w:line="240" w:lineRule="auto"/>
-              <w:rPr>
-                <w:rFonts w:ascii="Calibri" w:hAnsi="Calibri" w:eastAsia="Times New Roman" w:cs="Calibri"/>
-                <w:color w:val="000000"/>
-              </w:rPr>
-            </w:pPr>
-            <w:r>
-              <w:rPr>
-                <w:rFonts w:ascii="Calibri" w:hAnsi="Calibri" w:eastAsia="Times New Roman" w:cs="Calibri"/>
-                <w:color w:val="000000"/>
-              </w:rPr>
-              <w:t>0,0.5,1,2,3,5,8,13,20</w:t>
+            </w:pPr>
+            <w:r>
+              <w:rPr>
+                <w:rFonts w:ascii="Calibri" w:hAnsi="Calibri" w:eastAsia="Times New Roman" w:cs="Calibri"/>
+                <w:color w:val="000000" w:themeColor="text1" w:themeTint="FF" w:themeShade="FF"/>
+              </w:rPr>
+              <w:t>8</w:t>
             </w:r>
           </w:p>
         </w:tc>
@@ -2976,16 +2982,44 @@
               </w:numPr>
               <w:spacing w:before="240" w:line="240" w:lineRule="auto"/>
               <w:rPr>
-                <w:rFonts w:ascii="Calibri" w:hAnsi="Calibri" w:eastAsia="Times New Roman" w:cs="Calibri"/>
-                <w:color w:val="000000"/>
-              </w:rPr>
-            </w:pPr>
-            <w:r>
-              <w:rPr>
-                <w:rFonts w:ascii="Calibri" w:hAnsi="Calibri" w:eastAsia="Times New Roman" w:cs="Calibri"/>
-                <w:color w:val="000000"/>
-              </w:rPr>
-              <w:t>Criteria 1…</w:t>
+                <w:noProof w:val="0"/>
+                <w:lang w:val="nl-NL"/>
+              </w:rPr>
+            </w:pPr>
+            <w:r>
+              <w:rPr>
+                <w:rFonts w:ascii="Calibri" w:hAnsi="Calibri" w:eastAsia="Times New Roman" w:cs="Calibri"/>
+                <w:color w:val="000000" w:themeColor="text1" w:themeTint="FF" w:themeShade="FF"/>
+              </w:rPr>
+              <w:t xml:space="preserve">Power-up 1: 2×-power-up: </w:t>
+            </w:r>
+            <w:r>
+              <w:rPr>
+                <w:noProof w:val="0"/>
+                <w:lang w:val="nl-NL"/>
+              </w:rPr>
+              <w:t>Deze power-up zorgt ervoor dat de speler 2 punten krijgt wanneer hij het betreffende vakje voltooit.</w:t>
+            </w:r>
+          </w:p>
+          <w:p>
+            <w:pPr>
+              <w:pStyle w:val="Lijstalinea"/>
+              <w:numPr>
+                <w:ilvl w:val="0"/>
+                <w:numId w:val="38"/>
+              </w:numPr>
+              <w:spacing w:before="240" w:beforeAutospacing="off" w:after="240" w:afterAutospacing="off" w:line="240" w:lineRule="auto"/>
+              <w:rPr>
+                <w:noProof w:val="0"/>
+                <w:lang w:val="nl-NL"/>
+              </w:rPr>
+            </w:pPr>
+            <w:r>
+              <w:rPr>
+                <w:noProof w:val="0"/>
+                <w:lang w:val="nl-NL"/>
+              </w:rPr>
+              <w:t>Power-up 2: Extra lijn: Met deze power-up kan de speler één extra lijn plaatsen.</w:t>
             </w:r>
           </w:p>
           <w:p>
@@ -2997,58 +3031,16 @@
               </w:numPr>
               <w:spacing w:before="240" w:line="240" w:lineRule="auto"/>
               <w:rPr>
-                <w:rFonts w:ascii="Calibri" w:hAnsi="Calibri" w:eastAsia="Times New Roman" w:cs="Calibri"/>
-                <w:color w:val="000000"/>
-              </w:rPr>
-            </w:pPr>
-            <w:r>
-              <w:rPr>
-                <w:rFonts w:ascii="Calibri" w:hAnsi="Calibri" w:eastAsia="Times New Roman" w:cs="Calibri"/>
-                <w:color w:val="000000"/>
-              </w:rPr>
-              <w:t>Criteria 2…</w:t>
-            </w:r>
-          </w:p>
-          <w:p>
-            <w:pPr>
-              <w:pStyle w:val="Lijstalinea"/>
-              <w:numPr>
-                <w:ilvl w:val="0"/>
-                <w:numId w:val="38"/>
-              </w:numPr>
-              <w:spacing w:before="240" w:line="240" w:lineRule="auto"/>
-              <w:rPr>
-                <w:rFonts w:ascii="Calibri" w:hAnsi="Calibri" w:eastAsia="Times New Roman" w:cs="Calibri"/>
-                <w:color w:val="000000"/>
-              </w:rPr>
-            </w:pPr>
-            <w:r>
-              <w:rPr>
-                <w:rFonts w:ascii="Calibri" w:hAnsi="Calibri" w:eastAsia="Times New Roman" w:cs="Calibri"/>
-                <w:color w:val="000000"/>
-              </w:rPr>
-              <w:t>Criteria 3…</w:t>
-            </w:r>
-          </w:p>
-          <w:p>
-            <w:pPr>
-              <w:pStyle w:val="Lijstalinea"/>
-              <w:numPr>
-                <w:ilvl w:val="0"/>
-                <w:numId w:val="38"/>
-              </w:numPr>
-              <w:spacing w:before="240" w:line="240" w:lineRule="auto"/>
-              <w:rPr>
-                <w:rFonts w:ascii="Calibri" w:hAnsi="Calibri" w:eastAsia="Times New Roman" w:cs="Calibri"/>
-                <w:color w:val="000000"/>
-              </w:rPr>
-            </w:pPr>
-            <w:r>
-              <w:rPr>
-                <w:rFonts w:ascii="Calibri" w:hAnsi="Calibri" w:eastAsia="Times New Roman" w:cs="Calibri"/>
-                <w:color w:val="000000"/>
-              </w:rPr>
-              <w:t>Etc.</w:t>
+                <w:noProof w:val="0"/>
+                <w:lang w:val="nl-NL"/>
+              </w:rPr>
+            </w:pPr>
+            <w:r>
+              <w:rPr>
+                <w:noProof w:val="0"/>
+                <w:lang w:val="nl-NL"/>
+              </w:rPr>
+              <w:t>Wanneer een speler een vierkant volledig sluit en er binnen dat vierkant een power-up-icoon staat, ontvangt de speler de betreffende power-up.</w:t>
             </w:r>
           </w:p>
         </w:tc>
@@ -5450,9 +5442,63 @@
     <w:p>
       <w:pPr>
         <w:rPr>
-          <w:rFonts w:cstheme="minorHAnsi"/>
-          <w:i/>
-          <w:iCs/>
+          <w:rFonts w:cs="Calibri" w:cstheme="minorAscii"/>
+          <w:i w:val="1"/>
+          <w:iCs w:val="1"/>
+        </w:rPr>
+      </w:pPr>
+    </w:p>
+    <w:p>
+      <w:pPr>
+        <w:rPr>
+          <w:rFonts w:cs="Calibri" w:cstheme="minorAscii"/>
+          <w:i w:val="1"/>
+          <w:iCs w:val="1"/>
+        </w:rPr>
+      </w:pPr>
+    </w:p>
+    <w:p>
+      <w:pPr>
+        <w:rPr>
+          <w:rFonts w:cs="Calibri" w:cstheme="minorAscii"/>
+          <w:i w:val="1"/>
+          <w:iCs w:val="1"/>
+        </w:rPr>
+      </w:pPr>
+    </w:p>
+    <w:p>
+      <w:pPr>
+        <w:rPr>
+          <w:rFonts w:cs="Calibri" w:cstheme="minorAscii"/>
+          <w:i w:val="1"/>
+          <w:iCs w:val="1"/>
+        </w:rPr>
+      </w:pPr>
+    </w:p>
+    <w:p>
+      <w:pPr>
+        <w:rPr>
+          <w:rFonts w:cs="Calibri" w:cstheme="minorAscii"/>
+          <w:i w:val="1"/>
+          <w:iCs w:val="1"/>
+        </w:rPr>
+      </w:pPr>
+    </w:p>
+    <w:p>
+      <w:pPr>
+        <w:rPr>
+          <w:rFonts w:cs="Calibri" w:cstheme="minorAscii"/>
+          <w:i w:val="1"/>
+          <w:iCs w:val="1"/>
+        </w:rPr>
+      </w:pPr>
+    </w:p>
+    <w:p>
+      <w:pPr>
+        <w:rPr>
+          <w:rFonts w:cs="Calibri" w:cstheme="minorAscii"/>
+          <w:i w:val="1"/>
+          <w:iCs w:val="1"/>
         </w:rPr>
       </w:pPr>
     </w:p>
@@ -5522,194 +5568,19 @@
           </w:tcPr>
           <w:p>
             <w:pPr>
-              <w:spacing w:after="0" w:line="240" w:lineRule="auto"/>
-              <w:rPr>
-                <w:rFonts w:ascii="Calibri" w:hAnsi="Calibri" w:eastAsia="Times New Roman" w:cs="Calibri"/>
-                <w:color w:val="000000"/>
-              </w:rPr>
-            </w:pPr>
-          </w:p>
-        </w:tc>
-      </w:tr>
-      <w:tr>
-        <w:trPr>
-          <w:trHeight w:val="567"/>
-        </w:trPr>
-        <w:tc>
-          <w:tcPr>
-            <w:tcW w:w="1980" w:type="dxa"/>
-            <w:tcBorders>
-              <w:top w:val="single" w:color="auto" w:sz="4" w:space="0"/>
-              <w:left w:val="single" w:color="auto" w:sz="4" w:space="0"/>
-              <w:bottom w:val="single" w:color="auto" w:sz="4" w:space="0"/>
-              <w:right w:val="single" w:color="auto" w:sz="4" w:space="0"/>
-            </w:tcBorders>
-            <w:shd w:val="clear" w:color="auto" w:fill="BFBFBF" w:themeFill="background1" w:themeFillShade="BF"/>
-            <w:noWrap/>
-            <w:tcMar/>
-            <w:vAlign w:val="center"/>
-            <w:hideMark/>
-          </w:tcPr>
-          <w:p>
-            <w:pPr>
-              <w:spacing w:after="0" w:line="240" w:lineRule="auto"/>
-              <w:rPr>
-                <w:rFonts w:ascii="Calibri" w:hAnsi="Calibri" w:eastAsia="Times New Roman" w:cs="Calibri"/>
-                <w:color w:val="000000"/>
-              </w:rPr>
-            </w:pPr>
-            <w:r>
-              <w:rPr>
-                <w:rFonts w:ascii="Calibri" w:hAnsi="Calibri" w:eastAsia="Times New Roman" w:cs="Calibri"/>
-                <w:b/>
-                <w:bCs/>
-                <w:color w:val="000000"/>
-              </w:rPr>
-              <w:t>Nummer &amp; T</w:t>
-            </w:r>
-            <w:r>
-              <w:rPr>
-                <w:rFonts w:ascii="Calibri" w:hAnsi="Calibri" w:eastAsia="Times New Roman" w:cs="Calibri"/>
-                <w:b/>
-                <w:bCs/>
-                <w:color w:val="000000"/>
-              </w:rPr>
-              <w:t>itel</w:t>
-            </w:r>
-            <w:r>
-              <w:rPr>
-                <w:rFonts w:ascii="Calibri" w:hAnsi="Calibri" w:eastAsia="Times New Roman" w:cs="Calibri"/>
-                <w:color w:val="000000"/>
-              </w:rPr>
-              <w:t>:</w:t>
-            </w:r>
-          </w:p>
-        </w:tc>
-        <w:tc>
-          <w:tcPr>
-            <w:tcW w:w="7045" w:type="dxa"/>
-            <w:gridSpan w:val="3"/>
-            <w:tcBorders>
-              <w:top w:val="single" w:color="auto" w:sz="4" w:space="0"/>
-              <w:left w:val="single" w:color="auto" w:sz="4" w:space="0"/>
-              <w:bottom w:val="single" w:color="auto" w:sz="4" w:space="0"/>
-              <w:right w:val="single" w:color="auto" w:sz="4" w:space="0"/>
-            </w:tcBorders>
-            <w:shd w:val="clear" w:color="auto" w:fill="auto"/>
-            <w:tcMar/>
-            <w:vAlign w:val="center"/>
-          </w:tcPr>
-          <w:p>
-            <w:pPr>
-              <w:spacing w:after="0" w:line="240" w:lineRule="auto"/>
-              <w:rPr>
-                <w:rFonts w:ascii="Calibri" w:hAnsi="Calibri" w:eastAsia="Times New Roman" w:cs="Calibri"/>
-                <w:color w:val="000000"/>
-              </w:rPr>
-            </w:pPr>
-          </w:p>
-        </w:tc>
-      </w:tr>
-      <w:tr>
-        <w:trPr>
-          <w:trHeight w:val="567"/>
-        </w:trPr>
-        <w:tc>
-          <w:tcPr>
-            <w:tcW w:w="9025" w:type="dxa"/>
-            <w:gridSpan w:val="4"/>
-            <w:tcBorders>
-              <w:top w:val="single" w:color="auto" w:sz="4" w:space="0"/>
-              <w:left w:val="single" w:color="auto" w:sz="4" w:space="0"/>
-              <w:bottom w:val="single" w:color="auto" w:sz="4" w:space="0"/>
-              <w:right w:val="single" w:color="auto" w:sz="4" w:space="0"/>
-            </w:tcBorders>
-            <w:shd w:val="clear" w:color="auto" w:fill="BFBFBF" w:themeFill="background1" w:themeFillShade="BF"/>
-            <w:noWrap/>
-            <w:tcMar/>
-            <w:vAlign w:val="center"/>
-            <w:hideMark/>
-          </w:tcPr>
-          <w:p>
-            <w:pPr>
-              <w:spacing w:after="0" w:line="240" w:lineRule="auto"/>
-              <w:rPr>
-                <w:rFonts w:ascii="Calibri" w:hAnsi="Calibri" w:eastAsia="Times New Roman" w:cs="Calibri"/>
-                <w:color w:val="000000"/>
-              </w:rPr>
-            </w:pPr>
-            <w:r>
-              <w:rPr>
-                <w:rFonts w:ascii="Calibri" w:hAnsi="Calibri" w:eastAsia="Times New Roman" w:cs="Calibri"/>
-                <w:b/>
-                <w:bCs/>
-                <w:color w:val="000000"/>
-              </w:rPr>
-              <w:t>Omschrijving</w:t>
-            </w:r>
-            <w:r>
-              <w:rPr>
-                <w:rFonts w:ascii="Calibri" w:hAnsi="Calibri" w:eastAsia="Times New Roman" w:cs="Calibri"/>
-                <w:color w:val="000000"/>
-              </w:rPr>
-              <w:t>:</w:t>
-            </w:r>
-          </w:p>
-        </w:tc>
-      </w:tr>
-      <w:tr>
-        <w:trPr>
-          <w:trHeight w:val="567"/>
-        </w:trPr>
-        <w:tc>
-          <w:tcPr>
-            <w:tcW w:w="9025" w:type="dxa"/>
-            <w:gridSpan w:val="4"/>
-            <w:tcBorders>
-              <w:top w:val="single" w:color="auto" w:sz="4" w:space="0"/>
-              <w:left w:val="single" w:color="auto" w:sz="4" w:space="0"/>
-              <w:bottom w:val="single" w:color="auto" w:sz="4" w:space="0"/>
-              <w:right w:val="single" w:color="auto" w:sz="4" w:space="0"/>
-            </w:tcBorders>
-            <w:shd w:val="clear" w:color="auto" w:fill="auto"/>
-            <w:noWrap/>
-            <w:tcMar/>
-            <w:vAlign w:val="center"/>
-            <w:hideMark/>
-          </w:tcPr>
-          <w:p>
-            <w:pPr>
               <w:pStyle w:val="Standaard"/>
               <w:suppressLineNumbers w:val="0"/>
               <w:bidi w:val="0"/>
               <w:spacing w:before="0" w:beforeAutospacing="off" w:after="0" w:afterAutospacing="off" w:line="240" w:lineRule="auto"/>
               <w:ind w:left="0" w:right="0"/>
               <w:jc w:val="left"/>
+            </w:pPr>
+            <w:r>
               <w:rPr>
                 <w:rFonts w:ascii="Calibri" w:hAnsi="Calibri" w:eastAsia="Times New Roman" w:cs="Calibri"/>
                 <w:color w:val="000000" w:themeColor="text1" w:themeTint="FF" w:themeShade="FF"/>
               </w:rPr>
-            </w:pPr>
-            <w:r>
-              <w:rPr>
-                <w:rFonts w:ascii="Calibri" w:hAnsi="Calibri" w:eastAsia="Times New Roman" w:cs="Calibri"/>
-                <w:color w:val="000000" w:themeColor="text1" w:themeTint="FF" w:themeShade="FF"/>
-              </w:rPr>
-              <w:t xml:space="preserve">Als </w:t>
-            </w:r>
-            <w:r>
-              <w:rPr>
-                <w:rFonts w:ascii="Calibri" w:hAnsi="Calibri" w:eastAsia="Times New Roman" w:cs="Calibri"/>
-                <w:color w:val="000000" w:themeColor="text1" w:themeTint="FF" w:themeShade="FF"/>
-              </w:rPr>
-              <w:t xml:space="preserve">eindgebruiker </w:t>
-            </w:r>
-            <w:r>
-              <w:rPr>
-                <w:rFonts w:ascii="Calibri" w:hAnsi="Calibri" w:eastAsia="Times New Roman" w:cs="Calibri"/>
-                <w:color w:val="000000" w:themeColor="text1" w:themeTint="FF" w:themeShade="FF"/>
-              </w:rPr>
-              <w:t>wil ik … zodat …</w:t>
+              <w:t>Adam aljumaili (Jin)</w:t>
             </w:r>
           </w:p>
         </w:tc>
@@ -5738,11 +5609,18 @@
               <w:spacing w:after="0" w:line="240" w:lineRule="auto"/>
               <w:rPr>
                 <w:rFonts w:ascii="Calibri" w:hAnsi="Calibri" w:eastAsia="Times New Roman" w:cs="Calibri"/>
+                <w:color w:val="000000"/>
+              </w:rPr>
+            </w:pPr>
+            <w:r>
+              <w:rPr>
+                <w:rFonts w:ascii="Calibri" w:hAnsi="Calibri" w:eastAsia="Times New Roman" w:cs="Calibri"/>
                 <w:b/>
                 <w:bCs/>
                 <w:color w:val="000000"/>
               </w:rPr>
-            </w:pPr>
+              <w:t>Nummer &amp; T</w:t>
+            </w:r>
             <w:r>
               <w:rPr>
                 <w:rFonts w:ascii="Calibri" w:hAnsi="Calibri" w:eastAsia="Times New Roman" w:cs="Calibri"/>
@@ -5750,16 +5628,103 @@
                 <w:bCs/>
                 <w:color w:val="000000"/>
               </w:rPr>
-              <w:t>Business Value:</w:t>
-            </w:r>
-          </w:p>
-        </w:tc>
-        <w:tc>
-          <w:tcPr>
-            <w:tcW w:w="2551" w:type="dxa"/>
-            <w:tcBorders>
-              <w:top w:val="nil"/>
-              <w:left w:val="nil"/>
+              <w:t>itel</w:t>
+            </w:r>
+            <w:r>
+              <w:rPr>
+                <w:rFonts w:ascii="Calibri" w:hAnsi="Calibri" w:eastAsia="Times New Roman" w:cs="Calibri"/>
+                <w:color w:val="000000"/>
+              </w:rPr>
+              <w:t>:</w:t>
+            </w:r>
+          </w:p>
+        </w:tc>
+        <w:tc>
+          <w:tcPr>
+            <w:tcW w:w="7045" w:type="dxa"/>
+            <w:gridSpan w:val="3"/>
+            <w:tcBorders>
+              <w:top w:val="single" w:color="auto" w:sz="4" w:space="0"/>
+              <w:left w:val="single" w:color="auto" w:sz="4" w:space="0"/>
+              <w:bottom w:val="single" w:color="auto" w:sz="4" w:space="0"/>
+              <w:right w:val="single" w:color="auto" w:sz="4" w:space="0"/>
+            </w:tcBorders>
+            <w:shd w:val="clear" w:color="auto" w:fill="auto"/>
+            <w:tcMar/>
+            <w:vAlign w:val="center"/>
+          </w:tcPr>
+          <w:p>
+            <w:pPr>
+              <w:spacing w:after="0" w:line="240" w:lineRule="auto"/>
+            </w:pPr>
+            <w:r>
+              <w:rPr>
+                <w:rFonts w:ascii="Calibri" w:hAnsi="Calibri" w:eastAsia="Times New Roman" w:cs="Calibri"/>
+                <w:color w:val="000000" w:themeColor="text1" w:themeTint="FF" w:themeShade="FF"/>
+              </w:rPr>
+              <w:t>Sound feedback</w:t>
+            </w:r>
+          </w:p>
+        </w:tc>
+      </w:tr>
+      <w:tr>
+        <w:trPr>
+          <w:trHeight w:val="567"/>
+        </w:trPr>
+        <w:tc>
+          <w:tcPr>
+            <w:tcW w:w="9025" w:type="dxa"/>
+            <w:gridSpan w:val="4"/>
+            <w:tcBorders>
+              <w:top w:val="single" w:color="auto" w:sz="4" w:space="0"/>
+              <w:left w:val="single" w:color="auto" w:sz="4" w:space="0"/>
+              <w:bottom w:val="single" w:color="auto" w:sz="4" w:space="0"/>
+              <w:right w:val="single" w:color="auto" w:sz="4" w:space="0"/>
+            </w:tcBorders>
+            <w:shd w:val="clear" w:color="auto" w:fill="BFBFBF" w:themeFill="background1" w:themeFillShade="BF"/>
+            <w:noWrap/>
+            <w:tcMar/>
+            <w:vAlign w:val="center"/>
+            <w:hideMark/>
+          </w:tcPr>
+          <w:p>
+            <w:pPr>
+              <w:spacing w:after="0" w:line="240" w:lineRule="auto"/>
+              <w:rPr>
+                <w:rFonts w:ascii="Calibri" w:hAnsi="Calibri" w:eastAsia="Times New Roman" w:cs="Calibri"/>
+                <w:color w:val="000000"/>
+              </w:rPr>
+            </w:pPr>
+            <w:r>
+              <w:rPr>
+                <w:rFonts w:ascii="Calibri" w:hAnsi="Calibri" w:eastAsia="Times New Roman" w:cs="Calibri"/>
+                <w:b/>
+                <w:bCs/>
+                <w:color w:val="000000"/>
+              </w:rPr>
+              <w:t>Omschrijving</w:t>
+            </w:r>
+            <w:r>
+              <w:rPr>
+                <w:rFonts w:ascii="Calibri" w:hAnsi="Calibri" w:eastAsia="Times New Roman" w:cs="Calibri"/>
+                <w:color w:val="000000"/>
+              </w:rPr>
+              <w:t>:</w:t>
+            </w:r>
+          </w:p>
+        </w:tc>
+      </w:tr>
+      <w:tr>
+        <w:trPr>
+          <w:trHeight w:val="567"/>
+        </w:trPr>
+        <w:tc>
+          <w:tcPr>
+            <w:tcW w:w="9025" w:type="dxa"/>
+            <w:gridSpan w:val="4"/>
+            <w:tcBorders>
+              <w:top w:val="single" w:color="auto" w:sz="4" w:space="0"/>
+              <w:left w:val="single" w:color="auto" w:sz="4" w:space="0"/>
               <w:bottom w:val="single" w:color="auto" w:sz="4" w:space="0"/>
               <w:right w:val="single" w:color="auto" w:sz="4" w:space="0"/>
             </w:tcBorders>
@@ -5771,27 +5736,100 @@
           </w:tcPr>
           <w:p>
             <w:pPr>
-              <w:spacing w:after="0" w:line="240" w:lineRule="auto"/>
-              <w:rPr>
-                <w:rFonts w:ascii="Calibri" w:hAnsi="Calibri" w:eastAsia="Times New Roman" w:cs="Calibri"/>
-                <w:color w:val="000000"/>
-              </w:rPr>
-            </w:pPr>
-            <w:r>
-              <w:rPr>
-                <w:rFonts w:ascii="Calibri" w:hAnsi="Calibri" w:eastAsia="Times New Roman" w:cs="Calibri"/>
-                <w:color w:val="000000"/>
-              </w:rPr>
-              <w:t>1-5</w:t>
-            </w:r>
-          </w:p>
-        </w:tc>
-        <w:tc>
-          <w:tcPr>
-            <w:tcW w:w="1985" w:type="dxa"/>
-            <w:tcBorders>
-              <w:top w:val="nil"/>
-              <w:left w:val="nil"/>
+              <w:pStyle w:val="Standaard"/>
+              <w:suppressLineNumbers w:val="0"/>
+              <w:bidi w:val="0"/>
+              <w:spacing w:before="0" w:beforeAutospacing="off" w:after="0" w:afterAutospacing="off" w:line="240" w:lineRule="auto"/>
+              <w:ind w:left="0" w:right="0"/>
+              <w:jc w:val="left"/>
+              <w:rPr>
+                <w:rFonts w:ascii="Calibri" w:hAnsi="Calibri" w:eastAsia="Times New Roman" w:cs="Calibri"/>
+                <w:color w:val="000000" w:themeColor="text1" w:themeTint="FF" w:themeShade="FF"/>
+              </w:rPr>
+            </w:pPr>
+            <w:r>
+              <w:rPr>
+                <w:rFonts w:ascii="Calibri" w:hAnsi="Calibri" w:eastAsia="Times New Roman" w:cs="Calibri"/>
+                <w:color w:val="000000" w:themeColor="text1" w:themeTint="FF" w:themeShade="FF"/>
+              </w:rPr>
+              <w:t xml:space="preserve">Als </w:t>
+            </w:r>
+            <w:r>
+              <w:rPr>
+                <w:rFonts w:ascii="Calibri" w:hAnsi="Calibri" w:eastAsia="Times New Roman" w:cs="Calibri"/>
+                <w:color w:val="000000" w:themeColor="text1" w:themeTint="FF" w:themeShade="FF"/>
+              </w:rPr>
+              <w:t xml:space="preserve">eindgebruiker </w:t>
+            </w:r>
+            <w:r>
+              <w:rPr>
+                <w:rFonts w:ascii="Calibri" w:hAnsi="Calibri" w:eastAsia="Times New Roman" w:cs="Calibri"/>
+                <w:color w:val="000000" w:themeColor="text1" w:themeTint="FF" w:themeShade="FF"/>
+              </w:rPr>
+              <w:t xml:space="preserve">wil ik </w:t>
+            </w:r>
+            <w:r>
+              <w:rPr>
+                <w:rFonts w:ascii="Calibri" w:hAnsi="Calibri" w:eastAsia="Times New Roman" w:cs="Calibri"/>
+                <w:color w:val="000000" w:themeColor="text1" w:themeTint="FF" w:themeShade="FF"/>
+              </w:rPr>
+              <w:t>een soundeffect horen als ik een lijntje trek of een vierkant dicht sluit</w:t>
+            </w:r>
+            <w:r>
+              <w:rPr>
+                <w:rFonts w:ascii="Calibri" w:hAnsi="Calibri" w:eastAsia="Times New Roman" w:cs="Calibri"/>
+                <w:color w:val="000000" w:themeColor="text1" w:themeTint="FF" w:themeShade="FF"/>
+              </w:rPr>
+              <w:t xml:space="preserve"> zodat </w:t>
+            </w:r>
+            <w:r>
+              <w:rPr>
+                <w:rFonts w:ascii="Calibri" w:hAnsi="Calibri" w:eastAsia="Times New Roman" w:cs="Calibri"/>
+                <w:color w:val="000000" w:themeColor="text1" w:themeTint="FF" w:themeShade="FF"/>
+              </w:rPr>
+              <w:t xml:space="preserve">ik meer </w:t>
+            </w:r>
+            <w:r>
+              <w:rPr>
+                <w:rFonts w:ascii="Calibri" w:hAnsi="Calibri" w:eastAsia="Times New Roman" w:cs="Calibri"/>
+                <w:color w:val="000000" w:themeColor="text1" w:themeTint="FF" w:themeShade="FF"/>
+              </w:rPr>
+              <w:t>immersed</w:t>
+            </w:r>
+            <w:r>
+              <w:rPr>
+                <w:rFonts w:ascii="Calibri" w:hAnsi="Calibri" w:eastAsia="Times New Roman" w:cs="Calibri"/>
+                <w:color w:val="000000" w:themeColor="text1" w:themeTint="FF" w:themeShade="FF"/>
+              </w:rPr>
+              <w:t xml:space="preserve"> voel binnen </w:t>
+            </w:r>
+            <w:r>
+              <w:rPr>
+                <w:rFonts w:ascii="Calibri" w:hAnsi="Calibri" w:eastAsia="Times New Roman" w:cs="Calibri"/>
+                <w:color w:val="000000" w:themeColor="text1" w:themeTint="FF" w:themeShade="FF"/>
+              </w:rPr>
+              <w:t>het spe</w:t>
+            </w:r>
+            <w:r>
+              <w:rPr>
+                <w:rFonts w:ascii="Calibri" w:hAnsi="Calibri" w:eastAsia="Times New Roman" w:cs="Calibri"/>
+                <w:color w:val="000000" w:themeColor="text1" w:themeTint="FF" w:themeShade="FF"/>
+              </w:rPr>
+              <w:t>l.</w:t>
+            </w:r>
+          </w:p>
+        </w:tc>
+      </w:tr>
+      <w:tr>
+        <w:trPr>
+          <w:trHeight w:val="567"/>
+        </w:trPr>
+        <w:tc>
+          <w:tcPr>
+            <w:tcW w:w="1980" w:type="dxa"/>
+            <w:tcBorders>
+              <w:top w:val="single" w:color="auto" w:sz="4" w:space="0"/>
+              <w:left w:val="single" w:color="auto" w:sz="4" w:space="0"/>
               <w:bottom w:val="single" w:color="auto" w:sz="4" w:space="0"/>
               <w:right w:val="single" w:color="auto" w:sz="4" w:space="0"/>
             </w:tcBorders>
@@ -5818,13 +5856,13 @@
                 <w:bCs/>
                 <w:color w:val="000000"/>
               </w:rPr>
-              <w:t>Story Points:</w:t>
-            </w:r>
-          </w:p>
-        </w:tc>
-        <w:tc>
-          <w:tcPr>
-            <w:tcW w:w="2509" w:type="dxa"/>
+              <w:t>Business Value:</w:t>
+            </w:r>
+          </w:p>
+        </w:tc>
+        <w:tc>
+          <w:tcPr>
+            <w:tcW w:w="2551" w:type="dxa"/>
             <w:tcBorders>
               <w:top w:val="nil"/>
               <w:left w:val="nil"/>
@@ -5839,18 +5877,83 @@
           </w:tcPr>
           <w:p>
             <w:pPr>
+              <w:pStyle w:val="Standaard"/>
+              <w:suppressLineNumbers w:val="0"/>
+              <w:bidi w:val="0"/>
+              <w:spacing w:before="0" w:beforeAutospacing="off" w:after="0" w:afterAutospacing="off" w:line="240" w:lineRule="auto"/>
+              <w:ind w:left="0" w:right="0"/>
+              <w:jc w:val="left"/>
+            </w:pPr>
+            <w:r>
+              <w:rPr>
+                <w:rFonts w:ascii="Calibri" w:hAnsi="Calibri" w:eastAsia="Times New Roman" w:cs="Calibri"/>
+                <w:color w:val="000000" w:themeColor="text1" w:themeTint="FF" w:themeShade="FF"/>
+              </w:rPr>
+              <w:t>2</w:t>
+            </w:r>
+          </w:p>
+        </w:tc>
+        <w:tc>
+          <w:tcPr>
+            <w:tcW w:w="1985" w:type="dxa"/>
+            <w:tcBorders>
+              <w:top w:val="nil"/>
+              <w:left w:val="nil"/>
+              <w:bottom w:val="single" w:color="auto" w:sz="4" w:space="0"/>
+              <w:right w:val="single" w:color="auto" w:sz="4" w:space="0"/>
+            </w:tcBorders>
+            <w:shd w:val="clear" w:color="auto" w:fill="BFBFBF" w:themeFill="background1" w:themeFillShade="BF"/>
+            <w:noWrap/>
+            <w:tcMar/>
+            <w:vAlign w:val="center"/>
+            <w:hideMark/>
+          </w:tcPr>
+          <w:p>
+            <w:pPr>
               <w:spacing w:after="0" w:line="240" w:lineRule="auto"/>
               <w:rPr>
                 <w:rFonts w:ascii="Calibri" w:hAnsi="Calibri" w:eastAsia="Times New Roman" w:cs="Calibri"/>
-                <w:color w:val="000000"/>
-              </w:rPr>
-            </w:pPr>
-            <w:r>
-              <w:rPr>
-                <w:rFonts w:ascii="Calibri" w:hAnsi="Calibri" w:eastAsia="Times New Roman" w:cs="Calibri"/>
-                <w:color w:val="000000"/>
-              </w:rPr>
-              <w:t>0,0.5,1,2,3,5,8,13,20</w:t>
+                <w:b/>
+                <w:bCs/>
+                <w:color w:val="000000"/>
+              </w:rPr>
+            </w:pPr>
+            <w:r>
+              <w:rPr>
+                <w:rFonts w:ascii="Calibri" w:hAnsi="Calibri" w:eastAsia="Times New Roman" w:cs="Calibri"/>
+                <w:b/>
+                <w:bCs/>
+                <w:color w:val="000000"/>
+              </w:rPr>
+              <w:t>Story Points:</w:t>
+            </w:r>
+          </w:p>
+        </w:tc>
+        <w:tc>
+          <w:tcPr>
+            <w:tcW w:w="2509" w:type="dxa"/>
+            <w:tcBorders>
+              <w:top w:val="nil"/>
+              <w:left w:val="nil"/>
+              <w:bottom w:val="single" w:color="auto" w:sz="4" w:space="0"/>
+              <w:right w:val="single" w:color="auto" w:sz="4" w:space="0"/>
+            </w:tcBorders>
+            <w:shd w:val="clear" w:color="auto" w:fill="auto"/>
+            <w:noWrap/>
+            <w:tcMar/>
+            <w:vAlign w:val="center"/>
+            <w:hideMark/>
+          </w:tcPr>
+          <w:p>
+            <w:pPr>
+              <w:spacing w:after="0" w:line="240" w:lineRule="auto"/>
+            </w:pPr>
+            <w:r>
+              <w:rPr>
+                <w:rFonts w:ascii="Calibri" w:hAnsi="Calibri" w:eastAsia="Times New Roman" w:cs="Calibri"/>
+                <w:color w:val="000000" w:themeColor="text1" w:themeTint="FF" w:themeShade="FF"/>
+              </w:rPr>
+              <w:t>3</w:t>
             </w:r>
           </w:p>
         </w:tc>
@@ -5930,17 +6033,56 @@
                 <w:numId w:val="38"/>
               </w:numPr>
               <w:spacing w:before="240" w:line="240" w:lineRule="auto"/>
-              <w:rPr>
-                <w:rFonts w:ascii="Calibri" w:hAnsi="Calibri" w:eastAsia="Times New Roman" w:cs="Calibri"/>
-                <w:color w:val="000000"/>
-              </w:rPr>
-            </w:pPr>
-            <w:r>
-              <w:rPr>
-                <w:rFonts w:ascii="Calibri" w:hAnsi="Calibri" w:eastAsia="Times New Roman" w:cs="Calibri"/>
-                <w:color w:val="000000"/>
-              </w:rPr>
-              <w:t>Criteria 1…</w:t>
+              <w:rPr/>
+            </w:pPr>
+            <w:r>
+              <w:rPr>
+                <w:rFonts w:ascii="Calibri" w:hAnsi="Calibri" w:eastAsia="Times New Roman" w:cs="Calibri"/>
+                <w:color w:val="000000" w:themeColor="text1" w:themeTint="FF" w:themeShade="FF"/>
+              </w:rPr>
+              <w:t>Er wordt een geluid afgespeeld van een potlood dat op papier tekent wanneer er een lijn wordt getekend.</w:t>
+            </w:r>
+          </w:p>
+          <w:p>
+            <w:pPr>
+              <w:pStyle w:val="Lijstalinea"/>
+              <w:numPr>
+                <w:ilvl w:val="0"/>
+                <w:numId w:val="38"/>
+              </w:numPr>
+              <w:spacing w:before="240" w:beforeAutospacing="off" w:after="240" w:afterAutospacing="off" w:line="240" w:lineRule="auto"/>
+              <w:rPr>
+                <w:noProof w:val="0"/>
+                <w:lang w:val="nl-NL"/>
+              </w:rPr>
+            </w:pPr>
+            <w:r>
+              <w:rPr>
+                <w:noProof w:val="0"/>
+                <w:lang w:val="nl-NL"/>
+              </w:rPr>
+              <w:t>Er wordt een geluid afgespeeld wanneer een punt wordt geselecteerd.</w:t>
+            </w:r>
+          </w:p>
+          <w:p>
+            <w:pPr>
+              <w:pStyle w:val="Lijstalinea"/>
+              <w:numPr>
+                <w:ilvl w:val="0"/>
+                <w:numId w:val="38"/>
+              </w:numPr>
+              <w:spacing w:before="240" w:beforeAutospacing="off" w:after="240" w:afterAutospacing="off" w:line="240" w:lineRule="auto"/>
+              <w:rPr>
+                <w:noProof w:val="0"/>
+                <w:lang w:val="nl-NL"/>
+              </w:rPr>
+            </w:pPr>
+            <w:r>
+              <w:rPr>
+                <w:noProof w:val="0"/>
+                <w:lang w:val="nl-NL"/>
+              </w:rPr>
+              <w:t>Er wordt een specifiek geluid afgespeeld wanneer een vierkant volledig wordt gesloten.</w:t>
             </w:r>
           </w:p>
           <w:p>
@@ -5952,58 +6094,16 @@
               </w:numPr>
               <w:spacing w:before="240" w:line="240" w:lineRule="auto"/>
               <w:rPr>
-                <w:rFonts w:ascii="Calibri" w:hAnsi="Calibri" w:eastAsia="Times New Roman" w:cs="Calibri"/>
-                <w:color w:val="000000"/>
-              </w:rPr>
-            </w:pPr>
-            <w:r>
-              <w:rPr>
-                <w:rFonts w:ascii="Calibri" w:hAnsi="Calibri" w:eastAsia="Times New Roman" w:cs="Calibri"/>
-                <w:color w:val="000000"/>
-              </w:rPr>
-              <w:t>Criteria 2…</w:t>
-            </w:r>
-          </w:p>
-          <w:p>
-            <w:pPr>
-              <w:pStyle w:val="Lijstalinea"/>
-              <w:numPr>
-                <w:ilvl w:val="0"/>
-                <w:numId w:val="38"/>
-              </w:numPr>
-              <w:spacing w:before="240" w:line="240" w:lineRule="auto"/>
-              <w:rPr>
-                <w:rFonts w:ascii="Calibri" w:hAnsi="Calibri" w:eastAsia="Times New Roman" w:cs="Calibri"/>
-                <w:color w:val="000000"/>
-              </w:rPr>
-            </w:pPr>
-            <w:r>
-              <w:rPr>
-                <w:rFonts w:ascii="Calibri" w:hAnsi="Calibri" w:eastAsia="Times New Roman" w:cs="Calibri"/>
-                <w:color w:val="000000"/>
-              </w:rPr>
-              <w:t>Criteria 3…</w:t>
-            </w:r>
-          </w:p>
-          <w:p>
-            <w:pPr>
-              <w:pStyle w:val="Lijstalinea"/>
-              <w:numPr>
-                <w:ilvl w:val="0"/>
-                <w:numId w:val="38"/>
-              </w:numPr>
-              <w:spacing w:before="240" w:line="240" w:lineRule="auto"/>
-              <w:rPr>
-                <w:rFonts w:ascii="Calibri" w:hAnsi="Calibri" w:eastAsia="Times New Roman" w:cs="Calibri"/>
-                <w:color w:val="000000"/>
-              </w:rPr>
-            </w:pPr>
-            <w:r>
-              <w:rPr>
-                <w:rFonts w:ascii="Calibri" w:hAnsi="Calibri" w:eastAsia="Times New Roman" w:cs="Calibri"/>
-                <w:color w:val="000000"/>
-              </w:rPr>
-              <w:t>Etc.</w:t>
+                <w:noProof w:val="0"/>
+                <w:lang w:val="nl-NL"/>
+              </w:rPr>
+            </w:pPr>
+            <w:r>
+              <w:rPr>
+                <w:noProof w:val="0"/>
+                <w:lang w:val="nl-NL"/>
+              </w:rPr>
+              <w:t>Wanneer een gesloten vierkant een power-up bevat, wordt hiervoor een specifiek geluid afgespeeld.</w:t>
             </w:r>
           </w:p>
         </w:tc>
@@ -8184,45 +8284,6 @@
     </w:sectPr>
   </w:body>
 </w:document>
-</file>
-
-<file path=word/comments.xml><?xml version="1.0" encoding="utf-8"?>
-<w:comments xmlns:w14="http://schemas.microsoft.com/office/word/2010/wordml" xmlns:w="http://schemas.openxmlformats.org/wordprocessingml/2006/main">
-  <w:comment xmlns:w="http://schemas.openxmlformats.org/wordprocessingml/2006/main" w:initials="DC" w:author="Dylan Collet" w:date="2026-10-02T13:09:45" w:id="852264208">
-    <w:p xmlns:w14="http://schemas.microsoft.com/office/word/2010/wordml" xmlns:w="http://schemas.openxmlformats.org/wordprocessingml/2006/main">
-      <w:pPr>
-        <w:pStyle w:val="CommentText"/>
-      </w:pPr>
-      <w:r>
-        <w:rPr>
-          <w:rStyle w:val="CommentReference"/>
-        </w:rPr>
-        <w:annotationRef/>
-      </w:r>
-      <w:r>
-        <w:t>JIN</w:t>
-      </w:r>
-    </w:p>
-  </w:comment>
-</w:comments>
-</file>
-
-<file path=word/commentsExtended.xml><?xml version="1.0" encoding="utf-8"?>
-<w15:commentsEx xmlns:mc="http://schemas.openxmlformats.org/markup-compatibility/2006" xmlns:w15="http://schemas.microsoft.com/office/word/2012/wordml" mc:Ignorable="w15">
-  <w15:commentEx w15:done="0" w15:paraId="2641A2E4"/>
-</w15:commentsEx>
-</file>
-
-<file path=word/commentsExtensible.xml><?xml version="1.0" encoding="utf-8"?>
-<w16cex:commentsExtensible xmlns:w16="http://schemas.microsoft.com/office/word/2018/wordml" xmlns:w16cex="http://schemas.microsoft.com/office/word/2018/wordml/cex" xmlns:mc="http://schemas.openxmlformats.org/markup-compatibility/2006" mc:Ignorable="w16 w16cex">
-  <w16cex:commentExtensible w16cex:durableId="2D2DC13F" w16cex:dateUtc="2026-10-02T11:09:45.967Z"/>
-</w16cex:commentsExtensible>
-</file>
-
-<file path=word/commentsIds.xml><?xml version="1.0" encoding="utf-8"?>
-<w16cid:commentsIds xmlns:mc="http://schemas.openxmlformats.org/markup-compatibility/2006" xmlns:w16cid="http://schemas.microsoft.com/office/word/2016/wordml/cid" mc:Ignorable="w16cid">
-  <w16cid:commentId w16cid:paraId="2641A2E4" w16cid:durableId="2D2DC13F"/>
-</w16cid:commentsIds>
 </file>
 
 <file path=word/endnotes.xml><?xml version="1.0" encoding="utf-8"?>
@@ -12397,14 +12458,6 @@
     <w:abstractNumId w:val="25"/>
   </w:num>
 </w:numbering>
-</file>
-
-<file path=word/people.xml><?xml version="1.0" encoding="utf-8"?>
-<w15:people xmlns:mc="http://schemas.openxmlformats.org/markup-compatibility/2006" xmlns:w15="http://schemas.microsoft.com/office/word/2012/wordml" mc:Ignorable="w15">
-  <w15:person w15:author="Dylan Collet">
-    <w15:presenceInfo w15:providerId="AD" w15:userId="S::1352566@student.rocvantwente.nl::eaee0ab9-597b-4ea8-9fb9-60c49b199ade"/>
-  </w15:person>
-</w15:people>
 </file>
 
 <file path=word/styles.xml><?xml version="1.0" encoding="utf-8"?>
